--- a/study-notes/CCNA_vs_RealWorld.docx
+++ b/study-notes/CCNA_vs_RealWorld.docx
@@ -1497,8 +1497,8 @@
       </w:pPr>
     </w:p>
     <w:sectPr>
-      <w:pgSz w:w="12240" w:h="15840" w:orient="portrait"/>
-      <w:pgMar w:top="1440" w:right="1440" w:bottom="1440" w:left="1440" w:header="708" w:footer="708" w:gutter="0"/>
+      <w:pgSz w:w="11906" w:h="16838" w:orient="portrait"/>
+      <w:pgMar w:top="1440" w:right="1273" w:bottom="1440" w:left="1273" w:header="708" w:footer="708" w:gutter="0"/>
       <w:pgNumType/>
       <w:docGrid w:linePitch="360"/>
     </w:sectPr>
